--- a/PROJET/Template du Journal de projet Projet_IA.docx
+++ b/PROJET/Template du Journal de projet Projet_IA.docx
@@ -692,13 +692,31 @@
                 <w:szCs w:val="16"/>
               </w:rPr>
             </w:pPr>
-            <w:r>
-              <w:rPr>
-                <w:sz w:val="16"/>
-                <w:szCs w:val="16"/>
-              </w:rPr>
-              <w:t>Tout le Jalon 1</w:t>
-            </w:r>
+            <w:proofErr w:type="spellStart"/>
+            <w:r>
+              <w:rPr>
+                <w:sz w:val="16"/>
+                <w:szCs w:val="16"/>
+              </w:rPr>
+              <w:t>Réflexion</w:t>
+            </w:r>
+            <w:proofErr w:type="spellEnd"/>
+            <w:r>
+              <w:rPr>
+                <w:sz w:val="16"/>
+                <w:szCs w:val="16"/>
+              </w:rPr>
+              <w:t xml:space="preserve"> sur la </w:t>
+            </w:r>
+            <w:proofErr w:type="spellStart"/>
+            <w:r>
+              <w:rPr>
+                <w:sz w:val="16"/>
+                <w:szCs w:val="16"/>
+              </w:rPr>
+              <w:t>problématique</w:t>
+            </w:r>
+            <w:proofErr w:type="spellEnd"/>
           </w:p>
         </w:tc>
         <w:tc>
@@ -719,126 +737,92 @@
                 <w:szCs w:val="16"/>
                 <w:lang w:val="fr-CA"/>
               </w:rPr>
-              <w:t>Problématique</w:t>
-            </w:r>
-            <w:r>
+              <w:t>Problématique des retards de vols identifiée</w:t>
+            </w:r>
+          </w:p>
+        </w:tc>
+        <w:tc>
+          <w:tcPr>
+            <w:tcW w:w="1934" w:type="dxa"/>
+          </w:tcPr>
+          <w:p>
+            <w:pPr>
+              <w:jc w:val="center"/>
               <w:rPr>
                 <w:sz w:val="16"/>
                 <w:szCs w:val="16"/>
                 <w:lang w:val="fr-CA"/>
               </w:rPr>
-              <w:t xml:space="preserve"> identifié et </w:t>
-            </w:r>
+            </w:pPr>
+            <w:r>
+              <w:rPr>
+                <w:sz w:val="16"/>
+                <w:szCs w:val="16"/>
+                <w:lang w:val="fr-CA"/>
+              </w:rPr>
+              <w:t>Définir clairement le problème à résoudre</w:t>
+            </w:r>
+          </w:p>
+        </w:tc>
+        <w:tc>
+          <w:tcPr>
+            <w:tcW w:w="2001" w:type="dxa"/>
+          </w:tcPr>
+          <w:p>
+            <w:pPr>
+              <w:rPr>
+                <w:sz w:val="16"/>
+                <w:szCs w:val="16"/>
+                <w:lang w:val="fr-CA"/>
+              </w:rPr>
+            </w:pPr>
+            <w:r>
+              <w:rPr>
+                <w:sz w:val="16"/>
+                <w:szCs w:val="16"/>
+                <w:lang w:val="fr-CA"/>
+              </w:rPr>
+              <w:t>Se concentrer sur la prédiction des retards</w:t>
+            </w:r>
+          </w:p>
+        </w:tc>
+        <w:tc>
+          <w:tcPr>
+            <w:tcW w:w="2620" w:type="dxa"/>
+          </w:tcPr>
+          <w:p>
+            <w:pPr>
+              <w:rPr>
+                <w:sz w:val="16"/>
+                <w:szCs w:val="16"/>
+                <w:lang w:val="fr-CA"/>
+              </w:rPr>
+            </w:pPr>
             <w:proofErr w:type="spellStart"/>
             <w:r>
               <w:rPr>
                 <w:sz w:val="16"/>
                 <w:szCs w:val="16"/>
-                <w:lang w:val="fr-CA"/>
-              </w:rPr>
-              <w:t>dataset</w:t>
+              </w:rPr>
+              <w:t>Analyser</w:t>
             </w:r>
             <w:proofErr w:type="spellEnd"/>
             <w:r>
               <w:rPr>
                 <w:sz w:val="16"/>
                 <w:szCs w:val="16"/>
-                <w:lang w:val="fr-CA"/>
-              </w:rPr>
-              <w:t xml:space="preserve"> ch</w:t>
-            </w:r>
-            <w:r>
-              <w:rPr>
-                <w:sz w:val="16"/>
-                <w:szCs w:val="16"/>
-                <w:lang w:val="fr-CA"/>
-              </w:rPr>
-              <w:t>oisie</w:t>
-            </w:r>
-          </w:p>
-        </w:tc>
-        <w:tc>
-          <w:tcPr>
-            <w:tcW w:w="1934" w:type="dxa"/>
-          </w:tcPr>
-          <w:p>
-            <w:pPr>
-              <w:rPr>
-                <w:sz w:val="16"/>
-                <w:szCs w:val="16"/>
-                <w:lang w:val="fr-CA"/>
-              </w:rPr>
-            </w:pPr>
-            <w:r>
-              <w:rPr>
-                <w:sz w:val="16"/>
-                <w:szCs w:val="16"/>
-                <w:lang w:val="fr-CA"/>
-              </w:rPr>
-              <w:t xml:space="preserve">Le chargement et </w:t>
-            </w:r>
-            <w:r>
-              <w:rPr>
-                <w:sz w:val="16"/>
-                <w:szCs w:val="16"/>
-                <w:lang w:val="fr-CA"/>
-              </w:rPr>
-              <w:t xml:space="preserve">le choix du </w:t>
+              </w:rPr>
+              <w:t xml:space="preserve"> les données </w:t>
             </w:r>
             <w:proofErr w:type="spellStart"/>
             <w:r>
               <w:rPr>
                 <w:sz w:val="16"/>
                 <w:szCs w:val="16"/>
-                <w:lang w:val="fr-CA"/>
-              </w:rPr>
-              <w:t>dataset</w:t>
+              </w:rPr>
+              <w:t>disponibles</w:t>
             </w:r>
             <w:proofErr w:type="spellEnd"/>
-          </w:p>
-        </w:tc>
-        <w:tc>
-          <w:tcPr>
-            <w:tcW w:w="2001" w:type="dxa"/>
-          </w:tcPr>
-          <w:p>
-            <w:pPr>
-              <w:rPr>
-                <w:sz w:val="16"/>
-                <w:szCs w:val="16"/>
-                <w:lang w:val="fr-CA"/>
-              </w:rPr>
-            </w:pPr>
-            <w:r>
-              <w:rPr>
-                <w:sz w:val="16"/>
-                <w:szCs w:val="16"/>
-                <w:lang w:val="fr-CA"/>
-              </w:rPr>
-              <w:t>Prendre plus de variables que pas assez.</w:t>
-            </w:r>
-          </w:p>
-        </w:tc>
-        <w:tc>
-          <w:tcPr>
-            <w:tcW w:w="2620" w:type="dxa"/>
-          </w:tcPr>
-          <w:p>
-            <w:pPr>
-              <w:rPr>
-                <w:sz w:val="16"/>
-                <w:szCs w:val="16"/>
-                <w:lang w:val="fr-CA"/>
-              </w:rPr>
-            </w:pPr>
-            <w:r>
-              <w:rPr>
-                <w:sz w:val="16"/>
-                <w:szCs w:val="16"/>
-                <w:lang w:val="fr-CA"/>
-              </w:rPr>
-              <w:t>Commencer à analyser le jeu de données</w:t>
-            </w:r>
           </w:p>
         </w:tc>
         <w:tc>
@@ -865,6 +849,9 @@
         </w:tc>
       </w:tr>
       <w:tr>
+        <w:trPr>
+          <w:trHeight w:val="59"/>
+        </w:trPr>
         <w:tc>
           <w:tcPr>
             <w:tcW w:w="980" w:type="dxa"/>
@@ -877,6 +864,29 @@
                 <w:lang w:val="fr-CA"/>
               </w:rPr>
             </w:pPr>
+            <w:r>
+              <w:rPr>
+                <w:sz w:val="16"/>
+                <w:szCs w:val="16"/>
+              </w:rPr>
+              <w:t xml:space="preserve">2 </w:t>
+            </w:r>
+            <w:proofErr w:type="spellStart"/>
+            <w:r>
+              <w:rPr>
+                <w:sz w:val="16"/>
+                <w:szCs w:val="16"/>
+              </w:rPr>
+              <w:t>octobre</w:t>
+            </w:r>
+            <w:proofErr w:type="spellEnd"/>
+            <w:r>
+              <w:rPr>
+                <w:sz w:val="16"/>
+                <w:szCs w:val="16"/>
+              </w:rPr>
+              <w:t xml:space="preserve"> </w:t>
+            </w:r>
           </w:p>
         </w:tc>
         <w:tc>
@@ -891,6 +901,14 @@
                 <w:lang w:val="fr-CA"/>
               </w:rPr>
             </w:pPr>
+            <w:r>
+              <w:rPr>
+                <w:sz w:val="16"/>
+                <w:szCs w:val="16"/>
+                <w:lang w:val="fr-CA"/>
+              </w:rPr>
+              <w:t>Recherche et sélection des données</w:t>
+            </w:r>
           </w:p>
         </w:tc>
         <w:tc>
@@ -905,6 +923,38 @@
                 <w:lang w:val="fr-CA"/>
               </w:rPr>
             </w:pPr>
+            <w:r>
+              <w:rPr>
+                <w:sz w:val="16"/>
+                <w:szCs w:val="16"/>
+              </w:rPr>
+              <w:t xml:space="preserve">Dataset BTS / </w:t>
+            </w:r>
+            <w:proofErr w:type="spellStart"/>
+            <w:r>
+              <w:rPr>
+                <w:sz w:val="16"/>
+                <w:szCs w:val="16"/>
+              </w:rPr>
+              <w:t>TranStats</w:t>
+            </w:r>
+            <w:proofErr w:type="spellEnd"/>
+            <w:r>
+              <w:rPr>
+                <w:sz w:val="16"/>
+                <w:szCs w:val="16"/>
+              </w:rPr>
+              <w:t xml:space="preserve"> </w:t>
+            </w:r>
+            <w:proofErr w:type="spellStart"/>
+            <w:r>
+              <w:rPr>
+                <w:sz w:val="16"/>
+                <w:szCs w:val="16"/>
+              </w:rPr>
+              <w:t>sélectionné</w:t>
+            </w:r>
+            <w:proofErr w:type="spellEnd"/>
           </w:p>
         </w:tc>
         <w:tc>
@@ -913,12 +963,39 @@
           </w:tcPr>
           <w:p>
             <w:pPr>
+              <w:jc w:val="center"/>
               <w:rPr>
                 <w:sz w:val="16"/>
                 <w:szCs w:val="16"/>
                 <w:lang w:val="fr-CA"/>
               </w:rPr>
             </w:pPr>
+            <w:r>
+              <w:rPr>
+                <w:sz w:val="16"/>
+                <w:szCs w:val="16"/>
+                <w:lang w:val="fr-CA"/>
+              </w:rPr>
+              <w:t xml:space="preserve">Trouver un </w:t>
+            </w:r>
+            <w:proofErr w:type="spellStart"/>
+            <w:r>
+              <w:rPr>
+                <w:sz w:val="16"/>
+                <w:szCs w:val="16"/>
+                <w:lang w:val="fr-CA"/>
+              </w:rPr>
+              <w:t>dataset</w:t>
+            </w:r>
+            <w:proofErr w:type="spellEnd"/>
+            <w:r>
+              <w:rPr>
+                <w:sz w:val="16"/>
+                <w:szCs w:val="16"/>
+                <w:lang w:val="fr-CA"/>
+              </w:rPr>
+              <w:t xml:space="preserve"> suffisamment complet</w:t>
+            </w:r>
           </w:p>
         </w:tc>
         <w:tc>
@@ -933,6 +1010,32 @@
                 <w:lang w:val="fr-CA"/>
               </w:rPr>
             </w:pPr>
+            <w:r>
+              <w:rPr>
+                <w:sz w:val="16"/>
+                <w:szCs w:val="16"/>
+                <w:lang w:val="fr-CA"/>
+              </w:rPr>
+              <w:t xml:space="preserve">Choisir un </w:t>
+            </w:r>
+            <w:proofErr w:type="spellStart"/>
+            <w:r>
+              <w:rPr>
+                <w:sz w:val="16"/>
+                <w:szCs w:val="16"/>
+                <w:lang w:val="fr-CA"/>
+              </w:rPr>
+              <w:t>dataset</w:t>
+            </w:r>
+            <w:proofErr w:type="spellEnd"/>
+            <w:r>
+              <w:rPr>
+                <w:sz w:val="16"/>
+                <w:szCs w:val="16"/>
+                <w:lang w:val="fr-CA"/>
+              </w:rPr>
+              <w:t xml:space="preserve"> avec beaucoup d’observations et de variables</w:t>
+            </w:r>
           </w:p>
         </w:tc>
         <w:tc>
@@ -947,6 +1050,13 @@
                 <w:lang w:val="fr-CA"/>
               </w:rPr>
             </w:pPr>
+            <w:r>
+              <w:rPr>
+                <w:sz w:val="16"/>
+                <w:szCs w:val="16"/>
+              </w:rPr>
+              <w:t>Explorer le dataset</w:t>
+            </w:r>
           </w:p>
         </w:tc>
         <w:tc>
@@ -961,6 +1071,14 @@
                 <w:lang w:val="fr-CA"/>
               </w:rPr>
             </w:pPr>
+            <w:r>
+              <w:rPr>
+                <w:sz w:val="16"/>
+                <w:szCs w:val="16"/>
+                <w:lang w:val="fr-CA"/>
+              </w:rPr>
+              <w:t>Alex et Jérémie</w:t>
+            </w:r>
           </w:p>
         </w:tc>
       </w:tr>
@@ -977,6 +1095,29 @@
                 <w:lang w:val="fr-CA"/>
               </w:rPr>
             </w:pPr>
+            <w:r>
+              <w:rPr>
+                <w:sz w:val="16"/>
+                <w:szCs w:val="16"/>
+              </w:rPr>
+              <w:t xml:space="preserve">2 </w:t>
+            </w:r>
+            <w:proofErr w:type="spellStart"/>
+            <w:r>
+              <w:rPr>
+                <w:sz w:val="16"/>
+                <w:szCs w:val="16"/>
+              </w:rPr>
+              <w:t>octobre</w:t>
+            </w:r>
+            <w:proofErr w:type="spellEnd"/>
+            <w:r>
+              <w:rPr>
+                <w:sz w:val="16"/>
+                <w:szCs w:val="16"/>
+              </w:rPr>
+              <w:t xml:space="preserve"> </w:t>
+            </w:r>
           </w:p>
         </w:tc>
         <w:tc>
@@ -985,12 +1126,20 @@
           </w:tcPr>
           <w:p>
             <w:pPr>
+              <w:jc w:val="center"/>
               <w:rPr>
                 <w:sz w:val="16"/>
                 <w:szCs w:val="16"/>
                 <w:lang w:val="fr-CA"/>
               </w:rPr>
             </w:pPr>
+            <w:r>
+              <w:rPr>
+                <w:sz w:val="16"/>
+                <w:szCs w:val="16"/>
+              </w:rPr>
+              <w:t>Exploration du dataset</w:t>
+            </w:r>
           </w:p>
         </w:tc>
         <w:tc>
@@ -1005,6 +1154,13 @@
                 <w:lang w:val="fr-CA"/>
               </w:rPr>
             </w:pPr>
+            <w:r>
+              <w:rPr>
+                <w:sz w:val="16"/>
+                <w:szCs w:val="16"/>
+              </w:rPr>
+              <w:t>602 953 observations et 25 variables</w:t>
+            </w:r>
           </w:p>
         </w:tc>
         <w:tc>
@@ -1019,6 +1175,14 @@
                 <w:lang w:val="fr-CA"/>
               </w:rPr>
             </w:pPr>
+            <w:r>
+              <w:rPr>
+                <w:sz w:val="16"/>
+                <w:szCs w:val="16"/>
+                <w:lang w:val="fr-CA"/>
+              </w:rPr>
+              <w:t>Plusieurs types de variables et valeurs manquantes</w:t>
+            </w:r>
           </w:p>
         </w:tc>
         <w:tc>
@@ -1033,6 +1197,22 @@
                 <w:lang w:val="fr-CA"/>
               </w:rPr>
             </w:pPr>
+            <w:r>
+              <w:rPr>
+                <w:sz w:val="16"/>
+                <w:szCs w:val="16"/>
+              </w:rPr>
+              <w:t xml:space="preserve">Identifier les variables </w:t>
+            </w:r>
+            <w:proofErr w:type="spellStart"/>
+            <w:r>
+              <w:rPr>
+                <w:sz w:val="16"/>
+                <w:szCs w:val="16"/>
+              </w:rPr>
+              <w:t>pertinentes</w:t>
+            </w:r>
+            <w:proofErr w:type="spellEnd"/>
           </w:p>
         </w:tc>
         <w:tc>
@@ -1047,6 +1227,22 @@
                 <w:lang w:val="fr-CA"/>
               </w:rPr>
             </w:pPr>
+            <w:proofErr w:type="spellStart"/>
+            <w:r>
+              <w:rPr>
+                <w:sz w:val="16"/>
+                <w:szCs w:val="16"/>
+              </w:rPr>
+              <w:t>Analyser</w:t>
+            </w:r>
+            <w:proofErr w:type="spellEnd"/>
+            <w:r>
+              <w:rPr>
+                <w:sz w:val="16"/>
+                <w:szCs w:val="16"/>
+              </w:rPr>
+              <w:t xml:space="preserve"> les variables</w:t>
+            </w:r>
           </w:p>
         </w:tc>
         <w:tc>
@@ -1061,6 +1257,14 @@
                 <w:lang w:val="fr-CA"/>
               </w:rPr>
             </w:pPr>
+            <w:r>
+              <w:rPr>
+                <w:sz w:val="16"/>
+                <w:szCs w:val="16"/>
+                <w:lang w:val="fr-CA"/>
+              </w:rPr>
+              <w:t>Alex et Jérémie</w:t>
+            </w:r>
           </w:p>
         </w:tc>
       </w:tr>
@@ -1077,6 +1281,29 @@
                 <w:lang w:val="fr-CA"/>
               </w:rPr>
             </w:pPr>
+            <w:r>
+              <w:rPr>
+                <w:sz w:val="16"/>
+                <w:szCs w:val="16"/>
+              </w:rPr>
+              <w:t xml:space="preserve">2 </w:t>
+            </w:r>
+            <w:proofErr w:type="spellStart"/>
+            <w:r>
+              <w:rPr>
+                <w:sz w:val="16"/>
+                <w:szCs w:val="16"/>
+              </w:rPr>
+              <w:t>octobre</w:t>
+            </w:r>
+            <w:proofErr w:type="spellEnd"/>
+            <w:r>
+              <w:rPr>
+                <w:sz w:val="16"/>
+                <w:szCs w:val="16"/>
+              </w:rPr>
+              <w:t xml:space="preserve"> </w:t>
+            </w:r>
           </w:p>
         </w:tc>
         <w:tc>
@@ -1085,12 +1312,38 @@
           </w:tcPr>
           <w:p>
             <w:pPr>
+              <w:jc w:val="center"/>
               <w:rPr>
                 <w:sz w:val="16"/>
                 <w:szCs w:val="16"/>
                 <w:lang w:val="fr-CA"/>
               </w:rPr>
             </w:pPr>
+            <w:proofErr w:type="spellStart"/>
+            <w:r>
+              <w:rPr>
+                <w:sz w:val="16"/>
+                <w:szCs w:val="16"/>
+              </w:rPr>
+              <w:t>Réflexion</w:t>
+            </w:r>
+            <w:proofErr w:type="spellEnd"/>
+            <w:r>
+              <w:rPr>
+                <w:sz w:val="16"/>
+                <w:szCs w:val="16"/>
+              </w:rPr>
+              <w:t xml:space="preserve"> sur les </w:t>
+            </w:r>
+            <w:proofErr w:type="spellStart"/>
+            <w:r>
+              <w:rPr>
+                <w:sz w:val="16"/>
+                <w:szCs w:val="16"/>
+              </w:rPr>
+              <w:t>hypothèses</w:t>
+            </w:r>
+            <w:proofErr w:type="spellEnd"/>
           </w:p>
         </w:tc>
         <w:tc>
@@ -1105,6 +1358,22 @@
                 <w:lang w:val="fr-CA"/>
               </w:rPr>
             </w:pPr>
+            <w:r>
+              <w:rPr>
+                <w:sz w:val="16"/>
+                <w:szCs w:val="16"/>
+                <w:lang w:val="fr-CA"/>
+              </w:rPr>
+              <w:t>Les horaires, la distance et les villes pourraient influencer les retard</w:t>
+            </w:r>
+            <w:r>
+              <w:rPr>
+                <w:sz w:val="16"/>
+                <w:szCs w:val="16"/>
+                <w:lang w:val="fr-CA"/>
+              </w:rPr>
+              <w:t>s</w:t>
+            </w:r>
           </w:p>
         </w:tc>
         <w:tc>
@@ -1119,6 +1388,14 @@
                 <w:lang w:val="fr-CA"/>
               </w:rPr>
             </w:pPr>
+            <w:r>
+              <w:rPr>
+                <w:sz w:val="16"/>
+                <w:szCs w:val="16"/>
+                <w:lang w:val="fr-CA"/>
+              </w:rPr>
+              <w:t>Difficile de déterminer les variables les plus importantes</w:t>
+            </w:r>
           </w:p>
         </w:tc>
         <w:tc>
@@ -1133,6 +1410,14 @@
                 <w:lang w:val="fr-CA"/>
               </w:rPr>
             </w:pPr>
+            <w:r>
+              <w:rPr>
+                <w:sz w:val="16"/>
+                <w:szCs w:val="16"/>
+                <w:lang w:val="fr-CA"/>
+              </w:rPr>
+              <w:t>Tester les variables avant de faire un choix final</w:t>
+            </w:r>
           </w:p>
         </w:tc>
         <w:tc>
@@ -1147,6 +1432,14 @@
                 <w:lang w:val="fr-CA"/>
               </w:rPr>
             </w:pPr>
+            <w:r>
+              <w:rPr>
+                <w:sz w:val="16"/>
+                <w:szCs w:val="16"/>
+                <w:lang w:val="fr-CA"/>
+              </w:rPr>
+              <w:t>Analyser les relations entre les variables</w:t>
+            </w:r>
           </w:p>
         </w:tc>
         <w:tc>
@@ -1161,6 +1454,14 @@
                 <w:lang w:val="fr-CA"/>
               </w:rPr>
             </w:pPr>
+            <w:r>
+              <w:rPr>
+                <w:sz w:val="16"/>
+                <w:szCs w:val="16"/>
+                <w:lang w:val="fr-CA"/>
+              </w:rPr>
+              <w:t>Alex et Jérémie</w:t>
+            </w:r>
           </w:p>
         </w:tc>
       </w:tr>
@@ -1177,6 +1478,29 @@
                 <w:lang w:val="fr-CA"/>
               </w:rPr>
             </w:pPr>
+            <w:r>
+              <w:rPr>
+                <w:sz w:val="16"/>
+                <w:szCs w:val="16"/>
+              </w:rPr>
+              <w:t xml:space="preserve">2 </w:t>
+            </w:r>
+            <w:proofErr w:type="spellStart"/>
+            <w:r>
+              <w:rPr>
+                <w:sz w:val="16"/>
+                <w:szCs w:val="16"/>
+              </w:rPr>
+              <w:t>octobre</w:t>
+            </w:r>
+            <w:proofErr w:type="spellEnd"/>
+            <w:r>
+              <w:rPr>
+                <w:sz w:val="16"/>
+                <w:szCs w:val="16"/>
+              </w:rPr>
+              <w:t xml:space="preserve"> </w:t>
+            </w:r>
           </w:p>
         </w:tc>
         <w:tc>
@@ -1185,12 +1509,21 @@
           </w:tcPr>
           <w:p>
             <w:pPr>
+              <w:jc w:val="center"/>
               <w:rPr>
                 <w:sz w:val="16"/>
                 <w:szCs w:val="16"/>
                 <w:lang w:val="fr-CA"/>
               </w:rPr>
             </w:pPr>
+            <w:r>
+              <w:rPr>
+                <w:sz w:val="16"/>
+                <w:szCs w:val="16"/>
+                <w:lang w:val="fr-CA"/>
+              </w:rPr>
+              <w:t>Réflexion sur les modèles potentiels</w:t>
+            </w:r>
           </w:p>
         </w:tc>
         <w:tc>
@@ -1205,6 +1538,14 @@
                 <w:lang w:val="fr-CA"/>
               </w:rPr>
             </w:pPr>
+            <w:r>
+              <w:rPr>
+                <w:sz w:val="16"/>
+                <w:szCs w:val="16"/>
+                <w:lang w:val="fr-CA"/>
+              </w:rPr>
+              <w:t>Classification et régression semblent adaptées au problème</w:t>
+            </w:r>
           </w:p>
         </w:tc>
         <w:tc>
@@ -1219,6 +1560,38 @@
                 <w:lang w:val="fr-CA"/>
               </w:rPr>
             </w:pPr>
+            <w:proofErr w:type="spellStart"/>
+            <w:r>
+              <w:rPr>
+                <w:sz w:val="16"/>
+                <w:szCs w:val="16"/>
+              </w:rPr>
+              <w:t>Plusieurs</w:t>
+            </w:r>
+            <w:proofErr w:type="spellEnd"/>
+            <w:r>
+              <w:rPr>
+                <w:sz w:val="16"/>
+                <w:szCs w:val="16"/>
+              </w:rPr>
+              <w:t xml:space="preserve"> </w:t>
+            </w:r>
+            <w:proofErr w:type="spellStart"/>
+            <w:r>
+              <w:rPr>
+                <w:sz w:val="16"/>
+                <w:szCs w:val="16"/>
+              </w:rPr>
+              <w:t>modèles</w:t>
+            </w:r>
+            <w:proofErr w:type="spellEnd"/>
+            <w:r>
+              <w:rPr>
+                <w:sz w:val="16"/>
+                <w:szCs w:val="16"/>
+              </w:rPr>
+              <w:t xml:space="preserve"> possibles</w:t>
+            </w:r>
           </w:p>
         </w:tc>
         <w:tc>
@@ -1233,6 +1606,14 @@
                 <w:lang w:val="fr-CA"/>
               </w:rPr>
             </w:pPr>
+            <w:r>
+              <w:rPr>
+                <w:sz w:val="16"/>
+                <w:szCs w:val="16"/>
+                <w:lang w:val="fr-CA"/>
+              </w:rPr>
+              <w:t>Comparer différents modèles pour trouver les plus performants</w:t>
+            </w:r>
           </w:p>
         </w:tc>
         <w:tc>
@@ -1247,6 +1628,14 @@
                 <w:lang w:val="fr-CA"/>
               </w:rPr>
             </w:pPr>
+            <w:r>
+              <w:rPr>
+                <w:sz w:val="16"/>
+                <w:szCs w:val="16"/>
+                <w:lang w:val="fr-CA"/>
+              </w:rPr>
+              <w:t>Préparer les données pour la modélisation</w:t>
+            </w:r>
           </w:p>
         </w:tc>
         <w:tc>
@@ -1261,6 +1650,14 @@
                 <w:lang w:val="fr-CA"/>
               </w:rPr>
             </w:pPr>
+            <w:r>
+              <w:rPr>
+                <w:sz w:val="16"/>
+                <w:szCs w:val="16"/>
+                <w:lang w:val="fr-CA"/>
+              </w:rPr>
+              <w:t>Alex et Jérémie</w:t>
+            </w:r>
           </w:p>
         </w:tc>
       </w:tr>
@@ -1277,6 +1674,14 @@
                 <w:lang w:val="fr-CA"/>
               </w:rPr>
             </w:pPr>
+            <w:r>
+              <w:rPr>
+                <w:sz w:val="16"/>
+                <w:szCs w:val="16"/>
+                <w:lang w:val="fr-CA"/>
+              </w:rPr>
+              <w:t>6 octobre</w:t>
+            </w:r>
           </w:p>
         </w:tc>
         <w:tc>
@@ -1291,6 +1696,14 @@
                 <w:lang w:val="fr-CA"/>
               </w:rPr>
             </w:pPr>
+            <w:r>
+              <w:rPr>
+                <w:sz w:val="16"/>
+                <w:szCs w:val="16"/>
+                <w:lang w:val="fr-CA"/>
+              </w:rPr>
+              <w:t>Révision du cahier de charge</w:t>
+            </w:r>
           </w:p>
         </w:tc>
         <w:tc>
@@ -1305,6 +1718,14 @@
                 <w:lang w:val="fr-CA"/>
               </w:rPr>
             </w:pPr>
+            <w:r>
+              <w:rPr>
+                <w:sz w:val="16"/>
+                <w:szCs w:val="16"/>
+                <w:lang w:val="fr-CA"/>
+              </w:rPr>
+              <w:t>Nous avons trouvé quelques erreurs dans le cahier de charges</w:t>
+            </w:r>
           </w:p>
         </w:tc>
         <w:tc>
@@ -1319,6 +1740,40 @@
                 <w:lang w:val="fr-CA"/>
               </w:rPr>
             </w:pPr>
+            <w:r>
+              <w:rPr>
+                <w:sz w:val="16"/>
+                <w:szCs w:val="16"/>
+                <w:lang w:val="fr-CA"/>
+              </w:rPr>
+              <w:t xml:space="preserve">Difficile de se trouver un temps </w:t>
+            </w:r>
+            <w:r>
+              <w:rPr>
+                <w:sz w:val="16"/>
+                <w:szCs w:val="16"/>
+                <w:lang w:val="fr-CA"/>
+              </w:rPr>
+              <w:t xml:space="preserve">correspondant entre partie </w:t>
+            </w:r>
+            <w:proofErr w:type="spellStart"/>
+            <w:r>
+              <w:rPr>
+                <w:sz w:val="16"/>
+                <w:szCs w:val="16"/>
+                <w:lang w:val="fr-CA"/>
+              </w:rPr>
+              <w:t>prennantes</w:t>
+            </w:r>
+            <w:proofErr w:type="spellEnd"/>
+            <w:r>
+              <w:rPr>
+                <w:sz w:val="16"/>
+                <w:szCs w:val="16"/>
+                <w:lang w:val="fr-CA"/>
+              </w:rPr>
+              <w:t>.</w:t>
+            </w:r>
           </w:p>
         </w:tc>
         <w:tc>
@@ -1333,6 +1788,38 @@
                 <w:lang w:val="fr-CA"/>
               </w:rPr>
             </w:pPr>
+            <w:r>
+              <w:rPr>
+                <w:sz w:val="16"/>
+                <w:szCs w:val="16"/>
+                <w:lang w:val="fr-CA"/>
+              </w:rPr>
+              <w:t xml:space="preserve">Faire la rencontre très </w:t>
+            </w:r>
+            <w:r>
+              <w:rPr>
+                <w:sz w:val="16"/>
+                <w:szCs w:val="16"/>
+                <w:lang w:val="fr-CA"/>
+              </w:rPr>
+              <w:t>tôt</w:t>
+            </w:r>
+            <w:r>
+              <w:rPr>
+                <w:sz w:val="16"/>
+                <w:szCs w:val="16"/>
+                <w:lang w:val="fr-CA"/>
+              </w:rPr>
+              <w:t xml:space="preserve"> le </w:t>
+            </w:r>
+            <w:r>
+              <w:rPr>
+                <w:sz w:val="16"/>
+                <w:szCs w:val="16"/>
+                <w:lang w:val="fr-CA"/>
+              </w:rPr>
+              <w:t>matin.</w:t>
+            </w:r>
           </w:p>
         </w:tc>
         <w:tc>
@@ -1347,6 +1834,14 @@
                 <w:lang w:val="fr-CA"/>
               </w:rPr>
             </w:pPr>
+            <w:r>
+              <w:rPr>
+                <w:sz w:val="16"/>
+                <w:szCs w:val="16"/>
+                <w:lang w:val="fr-CA"/>
+              </w:rPr>
+              <w:t>Commencer le cahier de charge Jalon 2</w:t>
+            </w:r>
           </w:p>
         </w:tc>
         <w:tc>
@@ -1361,6 +1856,14 @@
                 <w:lang w:val="fr-CA"/>
               </w:rPr>
             </w:pPr>
+            <w:r>
+              <w:rPr>
+                <w:sz w:val="16"/>
+                <w:szCs w:val="16"/>
+                <w:lang w:val="fr-CA"/>
+              </w:rPr>
+              <w:t>Alex et Jérémie</w:t>
+            </w:r>
           </w:p>
         </w:tc>
       </w:tr>
@@ -6238,7 +6741,6 @@
   <w:style w:type="character" w:default="1" w:styleId="Policepardfaut">
     <w:name w:val="Default Paragraph Font"/>
     <w:uiPriority w:val="1"/>
-    <w:semiHidden/>
     <w:unhideWhenUsed/>
   </w:style>
   <w:style w:type="table" w:default="1" w:styleId="TableauNormal">
